--- a/hin/docx/004.content.docx
+++ b/hin/docx/004.content.docx
@@ -19,7 +19,7 @@
         <w:rPr>
           <w:lang w:val="hi_IN" w:bidi="hi_IN"/>
         </w:rPr>
-        <w:t>Resource: Tyndale Open Study Notes</w:t>
+        <w:t>Resource: Aquifer Open Study Notes (Profiles)</w:t>
       </w:r>
       <w:r>
         <w:rPr>
@@ -112,7 +112,7 @@
         <w:rPr>
           <w:lang w:val="hi_IN" w:bidi="hi_IN"/>
         </w:rPr>
-        <w:t>Tyndale Open Study Notes</w:t>
+        <w:t>Aquifer Open Study Notes (Profiles)</w:t>
       </w:r>
     </w:p>
     <w:p>

--- a/hin/docx/004.content.docx
+++ b/hin/docx/004.content.docx
@@ -239,18 +239,12 @@
         </w:rPr>
         <w:t xml:space="preserve"> (</w:t>
       </w:r>
-      <w:hyperlink r:id="rId13">
-        <w:r>
-          <w:rPr>
-            <w:lang w:val="hi_IN" w:bidi="hi_IN"/>
-          </w:rPr>
-          <w:rPr>
-            <w:color w:val="0000EE"/>
-            <w:u w:val="single"/>
-          </w:rPr>
-          <w:t>1 रा 16:31</w:t>
-        </w:r>
-      </w:hyperlink>
+      <w:r>
+        <w:rPr>
+          <w:lang w:val="hi_IN" w:bidi="hi_IN"/>
+        </w:rPr>
+        <w:t>1 रा 16:31</w:t>
+      </w:r>
       <w:r>
         <w:rPr>
           <w:lang w:val="hi_IN" w:bidi="hi_IN"/>
@@ -283,18 +277,12 @@
         </w:rPr>
         <w:t>ईजेबेल ने अहाब को सामरिया में बाल की उपासना शुरू करने और एक अशेरा स्तंभ स्थापित करने के लिए प्रेरित किया (</w:t>
       </w:r>
-      <w:hyperlink r:id="rId14">
-        <w:r>
-          <w:rPr>
-            <w:lang w:val="hi_IN" w:bidi="hi_IN"/>
-          </w:rPr>
-          <w:rPr>
-            <w:color w:val="0000EE"/>
-            <w:u w:val="single"/>
-          </w:rPr>
-          <w:t>1 रा 16:30–33</w:t>
-        </w:r>
-      </w:hyperlink>
+      <w:r>
+        <w:rPr>
+          <w:lang w:val="hi_IN" w:bidi="hi_IN"/>
+        </w:rPr>
+        <w:t>1 रा 16:30–33</w:t>
+      </w:r>
       <w:r>
         <w:rPr>
           <w:lang w:val="hi_IN" w:bidi="hi_IN"/>
@@ -313,18 +301,12 @@
         </w:rPr>
         <w:t xml:space="preserve"> करने का प्रयास किया (</w:t>
       </w:r>
-      <w:hyperlink r:id="rId15">
-        <w:r>
-          <w:rPr>
-            <w:lang w:val="hi_IN" w:bidi="hi_IN"/>
-          </w:rPr>
-          <w:rPr>
-            <w:color w:val="0000EE"/>
-            <w:u w:val="single"/>
-          </w:rPr>
-          <w:t>1 रा 18:4</w:t>
-        </w:r>
-      </w:hyperlink>
+      <w:r>
+        <w:rPr>
+          <w:lang w:val="hi_IN" w:bidi="hi_IN"/>
+        </w:rPr>
+        <w:t>1 रा 18:4</w:t>
+      </w:r>
       <w:r>
         <w:rPr>
           <w:lang w:val="hi_IN" w:bidi="hi_IN"/>
@@ -343,18 +325,12 @@
         </w:rPr>
         <w:t xml:space="preserve"> (</w:t>
       </w:r>
-      <w:hyperlink r:id="rId16">
-        <w:r>
-          <w:rPr>
-            <w:lang w:val="hi_IN" w:bidi="hi_IN"/>
-          </w:rPr>
-          <w:rPr>
-            <w:color w:val="0000EE"/>
-            <w:u w:val="single"/>
-          </w:rPr>
-          <w:t>1 रा 18:19</w:t>
-        </w:r>
-      </w:hyperlink>
+      <w:r>
+        <w:rPr>
+          <w:lang w:val="hi_IN" w:bidi="hi_IN"/>
+        </w:rPr>
+        <w:t>1 रा 18:19</w:t>
+      </w:r>
       <w:r>
         <w:rPr>
           <w:lang w:val="hi_IN" w:bidi="hi_IN"/>
@@ -375,18 +351,12 @@
         </w:rPr>
         <w:t>एलिय्याह ने कर्मेल पर्वत पर ईजेबेल और अहाब का सामना किया (</w:t>
       </w:r>
-      <w:hyperlink r:id="rId17">
-        <w:r>
-          <w:rPr>
-            <w:lang w:val="hi_IN" w:bidi="hi_IN"/>
-          </w:rPr>
-          <w:rPr>
-            <w:color w:val="0000EE"/>
-            <w:u w:val="single"/>
-          </w:rPr>
-          <w:t>1 रा 18:19–40</w:t>
-        </w:r>
-      </w:hyperlink>
+      <w:r>
+        <w:rPr>
+          <w:lang w:val="hi_IN" w:bidi="hi_IN"/>
+        </w:rPr>
+        <w:t>1 रा 18:19–40</w:t>
+      </w:r>
       <w:r>
         <w:rPr>
           <w:lang w:val="hi_IN" w:bidi="hi_IN"/>
@@ -405,18 +375,12 @@
         </w:rPr>
         <w:t xml:space="preserve"> (</w:t>
       </w:r>
-      <w:hyperlink r:id="rId18">
-        <w:r>
-          <w:rPr>
-            <w:lang w:val="hi_IN" w:bidi="hi_IN"/>
-          </w:rPr>
-          <w:rPr>
-            <w:color w:val="0000EE"/>
-            <w:u w:val="single"/>
-          </w:rPr>
-          <w:t>1 रा 19:1–3</w:t>
-        </w:r>
-      </w:hyperlink>
+      <w:r>
+        <w:rPr>
+          <w:lang w:val="hi_IN" w:bidi="hi_IN"/>
+        </w:rPr>
+        <w:t>1 रा 19:1–3</w:t>
+      </w:r>
       <w:r>
         <w:rPr>
           <w:lang w:val="hi_IN" w:bidi="hi_IN"/>
@@ -443,18 +407,12 @@
         </w:rPr>
         <w:t xml:space="preserve"> (</w:t>
       </w:r>
-      <w:hyperlink r:id="rId19">
-        <w:r>
-          <w:rPr>
-            <w:lang w:val="hi_IN" w:bidi="hi_IN"/>
-          </w:rPr>
-          <w:rPr>
-            <w:color w:val="0000EE"/>
-            <w:u w:val="single"/>
-          </w:rPr>
-          <w:t>1 रा 21:20–24</w:t>
-        </w:r>
-      </w:hyperlink>
+      <w:r>
+        <w:rPr>
+          <w:lang w:val="hi_IN" w:bidi="hi_IN"/>
+        </w:rPr>
+        <w:t>1 रा 21:20–24</w:t>
+      </w:r>
       <w:r>
         <w:rPr>
           <w:lang w:val="hi_IN" w:bidi="hi_IN"/>
@@ -473,18 +431,12 @@
         </w:rPr>
         <w:t xml:space="preserve"> (</w:t>
       </w:r>
-      <w:hyperlink r:id="rId20">
-        <w:r>
-          <w:rPr>
-            <w:lang w:val="hi_IN" w:bidi="hi_IN"/>
-          </w:rPr>
-          <w:rPr>
-            <w:color w:val="0000EE"/>
-            <w:u w:val="single"/>
-          </w:rPr>
-          <w:t>1 रा 22:29–40</w:t>
-        </w:r>
-      </w:hyperlink>
+      <w:r>
+        <w:rPr>
+          <w:lang w:val="hi_IN" w:bidi="hi_IN"/>
+        </w:rPr>
+        <w:t>1 रा 22:29–40</w:t>
+      </w:r>
       <w:r>
         <w:rPr>
           <w:lang w:val="hi_IN" w:bidi="hi_IN"/>
@@ -503,18 +455,12 @@
         </w:rPr>
         <w:t xml:space="preserve"> (</w:t>
       </w:r>
-      <w:hyperlink r:id="rId21">
-        <w:r>
-          <w:rPr>
-            <w:lang w:val="hi_IN" w:bidi="hi_IN"/>
-          </w:rPr>
-          <w:rPr>
-            <w:color w:val="0000EE"/>
-            <w:u w:val="single"/>
-          </w:rPr>
-          <w:t>2 रा 9:30–37</w:t>
-        </w:r>
-      </w:hyperlink>
+      <w:r>
+        <w:rPr>
+          <w:lang w:val="hi_IN" w:bidi="hi_IN"/>
+        </w:rPr>
+        <w:t>2 रा 9:30–37</w:t>
+      </w:r>
       <w:r>
         <w:rPr>
           <w:lang w:val="hi_IN" w:bidi="hi_IN"/>
@@ -547,36 +493,24 @@
         </w:rPr>
         <w:t xml:space="preserve"> अतल्याह ने राजा यहोशापात के पुत्र यहोराम से विवाह किया (देखें </w:t>
       </w:r>
-      <w:hyperlink r:id="rId22">
-        <w:r>
-          <w:rPr>
-            <w:lang w:val="hi_IN" w:bidi="hi_IN"/>
-          </w:rPr>
-          <w:rPr>
-            <w:color w:val="0000EE"/>
-            <w:u w:val="single"/>
-          </w:rPr>
-          <w:t>2 रा 8:18</w:t>
-        </w:r>
-      </w:hyperlink>
+      <w:r>
+        <w:rPr>
+          <w:lang w:val="hi_IN" w:bidi="hi_IN"/>
+        </w:rPr>
+        <w:t>2 रा 8:18</w:t>
+      </w:r>
       <w:r>
         <w:rPr>
           <w:lang w:val="hi_IN" w:bidi="hi_IN"/>
         </w:rPr>
         <w:t xml:space="preserve">, </w:t>
       </w:r>
-      <w:hyperlink r:id="rId23">
-        <w:r>
-          <w:rPr>
-            <w:lang w:val="hi_IN" w:bidi="hi_IN"/>
-          </w:rPr>
-          <w:rPr>
-            <w:color w:val="0000EE"/>
-            <w:u w:val="single"/>
-          </w:rPr>
-          <w:t>26–27</w:t>
-        </w:r>
-      </w:hyperlink>
+      <w:r>
+        <w:rPr>
+          <w:lang w:val="hi_IN" w:bidi="hi_IN"/>
+        </w:rPr>
+        <w:t>26–27</w:t>
+      </w:r>
       <w:r>
         <w:rPr>
           <w:lang w:val="hi_IN" w:bidi="hi_IN"/>
@@ -603,18 +537,12 @@
         </w:rPr>
         <w:t xml:space="preserve">। </w:t>
       </w:r>
-      <w:hyperlink r:id="rId24">
-        <w:r>
-          <w:rPr>
-            <w:lang w:val="hi_IN" w:bidi="hi_IN"/>
-          </w:rPr>
-          <w:rPr>
-            <w:color w:val="0000EE"/>
-            <w:u w:val="single"/>
-          </w:rPr>
-          <w:t>प्रकाशितवाक्य 2:20</w:t>
-        </w:r>
-      </w:hyperlink>
+      <w:r>
+        <w:rPr>
+          <w:lang w:val="hi_IN" w:bidi="hi_IN"/>
+        </w:rPr>
+        <w:t>प्रकाशितवाक्य 2:20</w:t>
+      </w:r>
       <w:r>
         <w:rPr>
           <w:lang w:val="hi_IN" w:bidi="hi_IN"/>
@@ -656,54 +584,36 @@
           <w:lang w:val="hi_IN" w:bidi="hi_IN"/>
         </w:rPr>
       </w:r>
-      <w:hyperlink r:id="rId25">
-        <w:r>
-          <w:rPr>
-            <w:lang w:val="hi_IN" w:bidi="hi_IN"/>
-          </w:rPr>
-          <w:rPr>
-            <w:color w:val="0000EE"/>
-            <w:u w:val="single"/>
-          </w:rPr>
-          <w:t>1 राजा 16:31–21:28</w:t>
-        </w:r>
-      </w:hyperlink>
+      <w:r>
+        <w:rPr>
+          <w:lang w:val="hi_IN" w:bidi="hi_IN"/>
+        </w:rPr>
+        <w:t>1 राजा 16:31–21:28</w:t>
+      </w:r>
       <w:r>
         <w:rPr>
           <w:lang w:val="hi_IN" w:bidi="hi_IN"/>
         </w:rPr>
         <w:t xml:space="preserve">; </w:t>
       </w:r>
-      <w:hyperlink r:id="rId26">
-        <w:r>
-          <w:rPr>
-            <w:lang w:val="hi_IN" w:bidi="hi_IN"/>
-          </w:rPr>
-          <w:rPr>
-            <w:color w:val="0000EE"/>
-            <w:u w:val="single"/>
-          </w:rPr>
-          <w:t>2 राजा 9:1–37</w:t>
-        </w:r>
-      </w:hyperlink>
+      <w:r>
+        <w:rPr>
+          <w:lang w:val="hi_IN" w:bidi="hi_IN"/>
+        </w:rPr>
+        <w:t>2 राजा 9:1–37</w:t>
+      </w:r>
       <w:r>
         <w:rPr>
           <w:lang w:val="hi_IN" w:bidi="hi_IN"/>
         </w:rPr>
         <w:t xml:space="preserve">; </w:t>
       </w:r>
-      <w:hyperlink r:id="rId24">
-        <w:r>
-          <w:rPr>
-            <w:lang w:val="hi_IN" w:bidi="hi_IN"/>
-          </w:rPr>
-          <w:rPr>
-            <w:color w:val="0000EE"/>
-            <w:u w:val="single"/>
-          </w:rPr>
-          <w:t>प्रकाशितवाक्य 2:20</w:t>
-        </w:r>
-      </w:hyperlink>
+      <w:r>
+        <w:rPr>
+          <w:lang w:val="hi_IN" w:bidi="hi_IN"/>
+        </w:rPr>
+        <w:t>प्रकाशितवाक्य 2:20</w:t>
+      </w:r>
       <w:r>
         <w:rPr>
           <w:lang w:val="hi_IN" w:bidi="hi_IN"/>
